--- a/proposals/California_Sovereign_Infrastructure.docx
+++ b/proposals/California_Sovereign_Infrastructure.docx
@@ -1135,7 +1135,7 @@
         <w:t>Households.</w:t>
       </w:r>
       <w:r>
-        <w:t xml:space="preserve"> Three million households is the program's minimum, growing with population. At the state average of 6,036 kWh a year per residential customer [74] that is </w:t>
+        <w:t xml:space="preserve"> Three million households is the program's minimum, growing with population. At the state average of 6,036 kWh a year per residential customer [75] that is </w:t>
       </w:r>
       <w:r>
         <w:rPr>
@@ -1153,7 +1153,7 @@
         <w:t>1.35–1.81×</w:t>
       </w:r>
       <w:r>
-        <w:t xml:space="preserve"> over the 30-year bond term at 1–2 % a year of residential growth including electrification. California has 14,217,180 residential customers [74], so three million is a fifth of them, and a program that serves them at the state average serves the households that consume least, which is the fairer half of any tariff question.</w:t>
+        <w:t xml:space="preserve"> over the 30-year bond term at 1–2 % a year of residential growth including electrification. California has 14,217,180 residential customers [75], so three million is a fifth of them, and a program that serves them at the state average serves the households that consume least, which is the fairer half of any tariff question.</w:t>
       </w:r>
     </w:p>
     <w:p>
@@ -1380,7 +1380,7 @@
         <w:t>What a salt-tower plant of the size first considered makes.</w:t>
       </w:r>
       <w:r>
-        <w:t xml:space="preserve"> A plant of 5,250 MWe gross across three desert nodes, with 45.6 million m² of heliostats and 197 GWh_th of salt storage, run hour by hour on exact solar geometry at each node's annual direct-normal irradiance [76], with the salt tank, the turbine's part-load curve and the parasitic loads modelled explicitly:</w:t>
+        <w:t xml:space="preserve"> A plant of 5,250 MWe gross across three desert nodes, with 45.6 million m² of heliostats and 197 GWh_th of salt storage, run hour by hour on exact solar geometry at each node's annual direct-normal irradiance [77], with the salt tank, the turbine's part-load curve and the parasitic loads modelled explicitly:</w:t>
       </w:r>
     </w:p>
     <w:tbl>
@@ -1516,7 +1516,7 @@
               <w:rPr>
                 <w:sz w:val="16"/>
               </w:rPr>
-              <w:t>revenue selling everything at the 2024 CAISO price shape [77], $M/yr</w:t>
+              <w:t>revenue selling everything at the 2024 CAISO price shape [78], $M/yr</w:t>
             </w:r>
           </w:p>
         </w:tc>
@@ -1657,7 +1657,7 @@
     <w:p/>
     <w:p>
       <w:r>
-        <w:t>Two things follow. Such a plant makes 19.2 TWh, about what three million households consume, and no more: a firm export on top of the in-state supply does not exist. And evening-peak pricing exists for about 1,500–2,000 hours a year while 1,180 hours in 2024 cleared negative [77], so a plant that sells at the market shape earns a third of its carrying cost. At $27.2 B of capital the required price would be $102/MWh, inside the contract band; the question is whether the plant can be built for that.</w:t>
+        <w:t>Two things follow. Such a plant makes 19.2 TWh, about what three million households consume, and no more: a firm export on top of the in-state supply does not exist. And evening-peak pricing exists for about 1,500–2,000 hours a year while 1,180 hours in 2024 cleared negative [78], so a plant that sells at the market shape earns a third of its carrying cost. At $27.2 B of capital the required price would be $102/MWh, inside the contract band; the question is whether the plant can be built for that.</w:t>
       </w:r>
     </w:p>
     <w:p>
@@ -1668,7 +1668,7 @@
         <w:t>What it costs to build.</w:t>
       </w:r>
       <w:r>
-        <w:t xml:space="preserve"> Line by line at the class that exists (Noor III-class heliostats of 178 m² on 36 towers of 250 m), state-owned, groundbreaking 2028–2030: no developer margin, bond-rate interest during construction, the federal storage credit with the public direct-pay and energy-community bonuses, public-pension on-cost, property tax out and a payment in lieu in. The level is calibrated to NREL's 2024 technology baseline at $7,912/kWe [75] and the split is reconstructed from the System Advisor Model's published cost structure [78].</w:t>
+        <w:t xml:space="preserve"> Line by line at the class that exists (Noor III-class heliostats of 178 m² on 36 towers of 250 m), state-owned, groundbreaking 2028–2030: no developer margin, bond-rate interest during construction, the federal storage credit with the public direct-pay and energy-community bonuses, public-pension on-cost, property tax out and a payment in lieu in. The level is calibrated to NREL's 2024 technology baseline at $7,912/kWe [76] and the split is reconstructed from the System Advisor Model's published cost structure [79].</w:t>
       </w:r>
     </w:p>
     <w:tbl>
@@ -2936,7 +2936,7 @@
     <w:p/>
     <w:p>
       <w:r>
-        <w:t>No commercial salt tower has delivered its design output [89], and an hourly model still flatters that record. That is why every figure in this document is printed at a critical case, and why the design is held to it.</w:t>
+        <w:t>No commercial salt tower has delivered its design output [90], and an hourly model still flatters that record. That is why every figure in this document is printed at a critical case, and why the design is held to it.</w:t>
       </w:r>
     </w:p>
     <w:p>
@@ -3897,7 +3897,7 @@
     <w:p/>
     <w:p>
       <w:r>
-        <w:t>Two results stand out. Salton Sea geothermal, in the program's own Imperial node, has 2,250 MW developable, 0.98 of the requirement, and prices at $62/MWh at mid [87]; its hypersaline capital band is assumed, and it cannot grow with the requirement. The small modular reactor is barred by statute [86, 88]. Concentrating solar is chosen on a different ground: it is the one firm-solar form whose output can be raised by engineering within the program's control, and the rest of this document is the engineering. The comparison is kept beside the choice so that the choice is priced.</w:t>
+        <w:t>Two results stand out. Salton Sea geothermal, in the program's own Imperial node, has 2,250 MW developable, 0.98 of the requirement, and prices at $62/MWh at mid [88]; its hypersaline capital band is assumed, and it cannot grow with the requirement. The small modular reactor is barred by statute [87, 89]. Concentrating solar is chosen on a different ground: it is the one firm-solar form whose output can be raised by engineering within the program's control, and the rest of this document is the engineering. The comparison is kept beside the choice so that the choice is priced.</w:t>
       </w:r>
     </w:p>
     <w:p>
@@ -6718,7 +6718,7 @@
         <w:t>Direct cost by line, $M, before contingency, EPC, tax, escalation and interest.</w:t>
       </w:r>
       <w:r>
-        <w:t xml:space="preserve"> The field, tower, receiver and balance-of-plant lines use the same calibrated rates as the salt tower of Section 3; the particle and sCO₂ lines come from the Gen3 and STEP programme records [31, 55].</w:t>
+        <w:t xml:space="preserve"> The field, tower, receiver and balance-of-plant lines use the same calibrated rates as the salt tower of Section 3; the particle and sCO₂ lines come from the Gen3 and STEP programme records [32, 56].</w:t>
       </w:r>
     </w:p>
     <w:tbl>
@@ -7419,7 +7419,7 @@
     </w:p>
     <w:p>
       <w:r>
-        <w:t>A falling curtain is a per-metre machine: its power goes with its width, so scale is bought in width and in aperture count, the loss fraction at fixed flux does not change with size, and the edge losses shrink as perimeter over area. The receiver model runs with every banded constant at nominal and at critical; the critical flux is halved to 0.5 MW/m², below the 0.3–0.7 MW/m² at which the largest curtain was measured [17].</w:t>
+        <w:t>A falling curtain is a per-metre machine: its power goes with its width, so scale is bought in width and in aperture count, the loss fraction at fixed flux does not change with size, and the edge losses shrink as perimeter over area. The receiver model runs with every banded constant at nominal and at critical; the critical flux is halved to 0.5 MW/m², below the 0.3–0.7 MW/m² at which the largest curtain was measured [18].</w:t>
       </w:r>
     </w:p>
     <w:tbl>
@@ -11435,7 +11435,7 @@
         <w:t>The hydraulics.</w:t>
       </w:r>
       <w:r>
-        <w:t xml:space="preserve"> The adopted route is priced at one head, 500 m (assumed; the Edmonston lift is 587 m and the Gianelli head about 100 [91]), at both cases. There a cubic metre returns 1.226 / 1.158 kWh and costs 1.514 / 1.603 kWh to lift, a round trip of 0.81 / 0.72; reverse osmosis itself takes 3.0–3.6 kWh/m³ on Title II's own account. The lift is invariant in head, being the returned energy over the round trip, so feasibility does not depend on the site; the volume, and so the modules and Title II's capital, go as one over head. The pump-turbine plant and reservoir carry O&amp;M at 1.5 / 2.5 % of their capital a year (assumed band).</w:t>
+        <w:t xml:space="preserve"> The adopted route is priced at one head, 500 m (assumed; the Edmonston lift is 587 m and the Gianelli head about 100 [92]), at both cases. There a cubic metre returns 1.226 / 1.158 kWh and costs 1.514 / 1.603 kWh to lift, a round trip of 0.81 / 0.72; reverse osmosis itself takes 3.0–3.6 kWh/m³ on Title II's own account. The lift is invariant in head, being the returned energy over the round trip, so feasibility does not depend on the site; the volume, and so the modules and Title II's capital, go as one over head. The pump-turbine plant and reservoir carry O&amp;M at 1.5 / 2.5 % of their capital a year (assumed band).</w:t>
       </w:r>
     </w:p>
     <w:p>
@@ -16595,7 +16595,7 @@
         <w:t>Evidence:</w:t>
       </w:r>
       <w:r>
-        <w:t xml:space="preserve"> SOURCED (reviewed 2026): Crescent Dunes has had FOUR hot-salt tank leaks (2016, 2022, 2023...), its hot tank is now derated from ~565 C to 455-480 C and its output constrained to ~55 MW, half of design; Noor III's hot tank leaked in March 2024, the plant was offline 14 months, and it leaked again on return. Two of the three largest salt towers built have lost more than a year each to the hot tank. A silo of sand at ambient is a silo of sand -- and the salt-block FALLBACK carries this failure mode</w:t>
+        <w:t xml:space="preserve"> SOURCED (reviewed 2026): Crescent Dunes has had FOUR hot-salt tank leaks (October 2016, March 2019, February 2022, February 2023), its hot tank is now derated from ~565 C to 455-480 C and its output constrained to ~55 MW, half of design, on the operator's own 2026 court record; Noor III's hot tank leaked in March 2024, the plant was offline 14 months, and it leaked again on return. Two of the three largest salt towers built have lost more than a year each to the hot tank. A silo of sand at ambient is a silo of sand -- and the salt-block FALLBACK carries this failure mode</w:t>
       </w:r>
     </w:p>
     <w:p>
@@ -17825,7 +17825,7 @@
               <w:rPr>
                 <w:sz w:val="16"/>
               </w:rPr>
-              <w:t>Crescent Dunes (SolarReserve; Cobra 2021; Vinci 2023), Nevada</w:t>
+              <w:t>Crescent Dunes (SolarReserve to 2020; ACS/Cobra from 2020; sold in Chapter 11, 2026), Nevada</w:t>
             </w:r>
           </w:p>
         </w:tc>
@@ -17897,7 +17897,7 @@
               <w:rPr>
                 <w:sz w:val="16"/>
               </w:rPr>
-              <w:t>US utility-scale salt tower; four hot-salt tank leaks (2016, 2022, 2023,...); hot tank derated to 455-480 C after a 2023 root-cause analysis, output constrained to ~55 MW (half of design); CF ~0.39 of design over its first years; night-only contract since 2023</w:t>
+              <w:t>US utility-scale salt tower; four hot-salt tank leaks (October 2016, March 2019, February 2022, February 2023); after a 2023 root-cause analysis the hot tank runs at 455-480 C (850-900 F) instead of ~565 C and output is constrained to ~55 MW, half of design; 196 GWh in 2018, its best full year, 0.39 of the 500 GWh design; NV Energy's 25-year PPA at ~$135/MWh terminated October 2019; short-term and month-to-month offtake since late 2020; a second Chapter 11 filed January 2026 and the plant sold for $7 M in March 2026</w:t>
             </w:r>
           </w:p>
         </w:tc>
@@ -17915,7 +17915,7 @@
               <w:rPr>
                 <w:sz w:val="16"/>
               </w:rPr>
-              <w:t>[3], [4], [5]</w:t>
+              <w:t>[3], [4], [5], [6]</w:t>
             </w:r>
           </w:p>
         </w:tc>
@@ -18025,7 +18025,7 @@
               <w:rPr>
                 <w:sz w:val="16"/>
               </w:rPr>
-              <w:t>[6], [7], [8]</w:t>
+              <w:t>[7], [8], [9]</w:t>
             </w:r>
           </w:p>
         </w:tc>
@@ -18135,7 +18135,7 @@
               <w:rPr>
                 <w:sz w:val="16"/>
               </w:rPr>
-              <w:t>[9], [10]</w:t>
+              <w:t>[10], [11]</w:t>
             </w:r>
           </w:p>
         </w:tc>
@@ -18245,7 +18245,7 @@
               <w:rPr>
                 <w:sz w:val="16"/>
               </w:rPr>
-              <w:t>[10], [11], [12]</w:t>
+              <w:t>[11], [12], [13]</w:t>
             </w:r>
           </w:p>
         </w:tc>
@@ -18355,7 +18355,7 @@
               <w:rPr>
                 <w:sz w:val="16"/>
               </w:rPr>
-              <w:t>[10], [13]</w:t>
+              <w:t>[11], [14]</w:t>
             </w:r>
           </w:p>
         </w:tc>
@@ -18465,7 +18465,7 @@
               <w:rPr>
                 <w:sz w:val="16"/>
               </w:rPr>
-              <w:t>[14]</w:t>
+              <w:t>[15]</w:t>
             </w:r>
           </w:p>
         </w:tc>
@@ -18575,7 +18575,7 @@
               <w:rPr>
                 <w:sz w:val="16"/>
               </w:rPr>
-              <w:t>[15], [16]</w:t>
+              <w:t>[16], [17]</w:t>
             </w:r>
           </w:p>
         </w:tc>
@@ -18850,7 +18850,7 @@
               <w:rPr>
                 <w:sz w:val="16"/>
               </w:rPr>
-              <w:t>[17], [18], [19]</w:t>
+              <w:t>[18], [19], [20]</w:t>
             </w:r>
           </w:p>
         </w:tc>
@@ -18960,7 +18960,7 @@
               <w:rPr>
                 <w:sz w:val="16"/>
               </w:rPr>
-              <w:t>[20], [21]</w:t>
+              <w:t>[21], [22]</w:t>
             </w:r>
           </w:p>
         </w:tc>
@@ -19070,7 +19070,7 @@
               <w:rPr>
                 <w:sz w:val="16"/>
               </w:rPr>
-              <w:t>[22], [23], [24]</w:t>
+              <w:t>[23], [24], [25]</w:t>
             </w:r>
           </w:p>
         </w:tc>
@@ -19180,7 +19180,7 @@
               <w:rPr>
                 <w:sz w:val="16"/>
               </w:rPr>
-              <w:t>[25], [26], [27]</w:t>
+              <w:t>[26], [27], [28]</w:t>
             </w:r>
           </w:p>
         </w:tc>
@@ -19290,7 +19290,7 @@
               <w:rPr>
                 <w:sz w:val="16"/>
               </w:rPr>
-              <w:t>[28], [29]</w:t>
+              <w:t>[29], [30]</w:t>
             </w:r>
           </w:p>
         </w:tc>
@@ -19400,7 +19400,7 @@
               <w:rPr>
                 <w:sz w:val="16"/>
               </w:rPr>
-              <w:t>[30]</w:t>
+              <w:t>[31]</w:t>
             </w:r>
           </w:p>
         </w:tc>
@@ -19510,7 +19510,7 @@
               <w:rPr>
                 <w:sz w:val="16"/>
               </w:rPr>
-              <w:t>[31]</w:t>
+              <w:t>[32]</w:t>
             </w:r>
           </w:p>
         </w:tc>
@@ -19895,7 +19895,7 @@
               <w:rPr>
                 <w:sz w:val="16"/>
               </w:rPr>
-              <w:t>[32], [33]</w:t>
+              <w:t>[33], [34]</w:t>
             </w:r>
           </w:p>
         </w:tc>
@@ -20005,7 +20005,7 @@
               <w:rPr>
                 <w:sz w:val="16"/>
               </w:rPr>
-              <w:t>[34]</w:t>
+              <w:t>[35]</w:t>
             </w:r>
           </w:p>
         </w:tc>
@@ -20390,7 +20390,7 @@
               <w:rPr>
                 <w:sz w:val="16"/>
               </w:rPr>
-              <w:t>[35], [36], [37]</w:t>
+              <w:t>[36], [37], [38]</w:t>
             </w:r>
           </w:p>
         </w:tc>
@@ -20500,7 +20500,7 @@
               <w:rPr>
                 <w:sz w:val="16"/>
               </w:rPr>
-              <w:t>[38]</w:t>
+              <w:t>[39]</w:t>
             </w:r>
           </w:p>
         </w:tc>
@@ -20775,7 +20775,7 @@
               <w:rPr>
                 <w:sz w:val="16"/>
               </w:rPr>
-              <w:t>[39]</w:t>
+              <w:t>[40]</w:t>
             </w:r>
           </w:p>
         </w:tc>
@@ -20885,7 +20885,7 @@
               <w:rPr>
                 <w:sz w:val="16"/>
               </w:rPr>
-              <w:t>[40]</w:t>
+              <w:t>[41]</w:t>
             </w:r>
           </w:p>
         </w:tc>
@@ -20995,7 +20995,7 @@
               <w:rPr>
                 <w:sz w:val="16"/>
               </w:rPr>
-              <w:t>[41]</w:t>
+              <w:t>[42]</w:t>
             </w:r>
           </w:p>
         </w:tc>
@@ -21105,7 +21105,7 @@
               <w:rPr>
                 <w:sz w:val="16"/>
               </w:rPr>
-              <w:t>[42]</w:t>
+              <w:t>[43]</w:t>
             </w:r>
           </w:p>
         </w:tc>
@@ -21380,7 +21380,7 @@
               <w:rPr>
                 <w:sz w:val="16"/>
               </w:rPr>
-              <w:t>[39]</w:t>
+              <w:t>[40]</w:t>
             </w:r>
           </w:p>
         </w:tc>
@@ -21490,7 +21490,7 @@
               <w:rPr>
                 <w:sz w:val="16"/>
               </w:rPr>
-              <w:t>[43]</w:t>
+              <w:t>[44]</w:t>
             </w:r>
           </w:p>
         </w:tc>
@@ -21765,7 +21765,7 @@
               <w:rPr>
                 <w:sz w:val="16"/>
               </w:rPr>
-              <w:t>[44], [45]</w:t>
+              <w:t>[45], [46]</w:t>
             </w:r>
           </w:p>
         </w:tc>
@@ -21875,7 +21875,7 @@
               <w:rPr>
                 <w:sz w:val="16"/>
               </w:rPr>
-              <w:t>[39]</w:t>
+              <w:t>[40]</w:t>
             </w:r>
           </w:p>
         </w:tc>
@@ -21985,7 +21985,7 @@
               <w:rPr>
                 <w:sz w:val="16"/>
               </w:rPr>
-              <w:t>[46]</w:t>
+              <w:t>[47]</w:t>
             </w:r>
           </w:p>
         </w:tc>
@@ -22260,7 +22260,7 @@
               <w:rPr>
                 <w:sz w:val="16"/>
               </w:rPr>
-              <w:t>[47], [48], [49]</w:t>
+              <w:t>[48], [49], [50]</w:t>
             </w:r>
           </w:p>
         </w:tc>
@@ -22370,7 +22370,7 @@
               <w:rPr>
                 <w:sz w:val="16"/>
               </w:rPr>
-              <w:t>[50]</w:t>
+              <w:t>[51]</w:t>
             </w:r>
           </w:p>
         </w:tc>
@@ -22480,7 +22480,7 @@
               <w:rPr>
                 <w:sz w:val="16"/>
               </w:rPr>
-              <w:t>[51]</w:t>
+              <w:t>[52]</w:t>
             </w:r>
           </w:p>
         </w:tc>
@@ -22590,7 +22590,7 @@
               <w:rPr>
                 <w:sz w:val="16"/>
               </w:rPr>
-              <w:t>[52], [53]</w:t>
+              <w:t>[53], [54]</w:t>
             </w:r>
           </w:p>
         </w:tc>
@@ -22700,7 +22700,7 @@
               <w:rPr>
                 <w:sz w:val="16"/>
               </w:rPr>
-              <w:t>[54]</w:t>
+              <w:t>[55]</w:t>
             </w:r>
           </w:p>
         </w:tc>
@@ -22810,7 +22810,7 @@
               <w:rPr>
                 <w:sz w:val="16"/>
               </w:rPr>
-              <w:t>[55], [56]</w:t>
+              <w:t>[56], [57]</w:t>
             </w:r>
           </w:p>
         </w:tc>
@@ -23085,7 +23085,7 @@
               <w:rPr>
                 <w:sz w:val="16"/>
               </w:rPr>
-              <w:t>[57]</w:t>
+              <w:t>[58]</w:t>
             </w:r>
           </w:p>
         </w:tc>
@@ -23195,7 +23195,7 @@
               <w:rPr>
                 <w:sz w:val="16"/>
               </w:rPr>
-              <w:t>[58], [59]</w:t>
+              <w:t>[59], [60]</w:t>
             </w:r>
           </w:p>
         </w:tc>
@@ -23305,7 +23305,7 @@
               <w:rPr>
                 <w:sz w:val="16"/>
               </w:rPr>
-              <w:t>[60], [61]</w:t>
+              <w:t>[61], [62]</w:t>
             </w:r>
           </w:p>
         </w:tc>
@@ -23415,7 +23415,7 @@
               <w:rPr>
                 <w:sz w:val="16"/>
               </w:rPr>
-              <w:t>[62]</w:t>
+              <w:t>[63]</w:t>
             </w:r>
           </w:p>
         </w:tc>
@@ -23525,7 +23525,7 @@
               <w:rPr>
                 <w:sz w:val="16"/>
               </w:rPr>
-              <w:t>[63]</w:t>
+              <w:t>[64]</w:t>
             </w:r>
           </w:p>
         </w:tc>
@@ -23800,7 +23800,7 @@
               <w:rPr>
                 <w:sz w:val="16"/>
               </w:rPr>
-              <w:t>[64], [65], [66]</w:t>
+              <w:t>[65], [66], [67]</w:t>
             </w:r>
           </w:p>
         </w:tc>
@@ -23910,7 +23910,7 @@
               <w:rPr>
                 <w:sz w:val="16"/>
               </w:rPr>
-              <w:t>[67]</w:t>
+              <w:t>[68]</w:t>
             </w:r>
           </w:p>
         </w:tc>
@@ -24020,7 +24020,7 @@
               <w:rPr>
                 <w:sz w:val="16"/>
               </w:rPr>
-              <w:t>[68], [69], [70]</w:t>
+              <w:t>[69], [70], [71]</w:t>
             </w:r>
           </w:p>
         </w:tc>
@@ -24295,7 +24295,7 @@
               <w:rPr>
                 <w:sz w:val="16"/>
               </w:rPr>
-              <w:t>[71]</w:t>
+              <w:t>[72]</w:t>
             </w:r>
           </w:p>
         </w:tc>
@@ -24405,7 +24405,7 @@
               <w:rPr>
                 <w:sz w:val="16"/>
               </w:rPr>
-              <w:t>[72]</w:t>
+              <w:t>[73]</w:t>
             </w:r>
           </w:p>
         </w:tc>
@@ -24680,7 +24680,7 @@
               <w:rPr>
                 <w:sz w:val="16"/>
               </w:rPr>
-              <w:t>[73]</w:t>
+              <w:t>[74]</w:t>
             </w:r>
           </w:p>
         </w:tc>
@@ -24790,7 +24790,7 @@
               <w:rPr>
                 <w:sz w:val="16"/>
               </w:rPr>
-              <w:t>[9]</w:t>
+              <w:t>[10]</w:t>
             </w:r>
           </w:p>
         </w:tc>
@@ -31401,7 +31401,7 @@
         <w:t>The mechanism behind the tariff.</w:t>
       </w:r>
       <w:r>
-        <w:t xml:space="preserve"> The household pays the bill above, an output of the balance, through the Authority registered as a load-serving entity in the community-choice form (PUC section 366.2), IOU delivery, generation sold at cost recovery [85]. A free tariff is a subsidy paid by someone, and this program names no one to pay it.</w:t>
+        <w:t xml:space="preserve"> The household pays the bill above, an output of the balance, through the Authority registered as a load-serving entity in the community-choice form (PUC section 366.2), IOU delivery, generation sold at cost recovery [86]. A free tariff is a subsidy paid by someone, and this program names no one to pay it.</w:t>
       </w:r>
     </w:p>
     <w:p>
@@ -32586,7 +32586,7 @@
         <w:t>The module.</w:t>
       </w:r>
       <w:r>
-        <w:t xml:space="preserve"> A 50,000 acre-foot-a-year seawater reverse-osmosis module on a retired coastal power-plant brownfield, reusing its intake channel and permitted outfall, state-owned on Title I's form. The unit capital is the built record escalated to the groundbreaking dollar: Carlsbad at $27,011 per AFY (mid) [80] and Huntington Beach as designed at $36,534 (critical) [81].</w:t>
+        <w:t xml:space="preserve"> A 50,000 acre-foot-a-year seawater reverse-osmosis module on a retired coastal power-plant brownfield, reusing its intake channel and permitted outfall, state-owned on Title I's form. The unit capital is the built record escalated to the groundbreaking dollar: Carlsbad at $27,011 per AFY (mid) [81] and Huntington Beach as designed at $36,534 (critical) [82].</w:t>
       </w:r>
     </w:p>
     <w:tbl>
@@ -33235,7 +33235,7 @@
     <w:p/>
     <w:p>
       <w:r>
-        <w:t>Carlsbad delivers at $2,700–2,900 an acre-foot [80] and a district pays about $1,300 wholesale today. Desalinated water is firm water and is priced as such; capital dominates the price, not energy.</w:t>
+        <w:t>Carlsbad delivers at $2,700–2,900 an acre-foot [81] and a district pays about $1,300 wholesale today. Desalinated water is firm water and is priced as such; capital dominates the price, not energy.</w:t>
       </w:r>
     </w:p>
     <w:p>
@@ -33285,7 +33285,7 @@
         <w:t>Brine through the outfall at Ocean Plan concentration</w:t>
       </w:r>
       <w:r>
-        <w:t xml:space="preserve"> [79]. At 50% recovery the brine is 67 ppt, 33.5 above ambient, against a limit of 2 ppt at the 100 m edge — a diffuser dilution of 17 : 1, which a retired plant's outfall must achieve without cooling water.</w:t>
+        <w:t xml:space="preserve"> [80]. At 50% recovery the brine is 67 ppt, 33.5 above ambient, against a limit of 2 ppt at the 100 m edge — a diffuser dilution of 17 : 1, which a retired plant's outfall must achieve without cooling water.</w:t>
       </w:r>
     </w:p>
     <w:p>
@@ -33299,7 +33299,7 @@
         <w:t>Intake.</w:t>
       </w:r>
       <w:r>
-        <w:t xml:space="preserve"> A screened open intake through the retired plant's channel, 1 mm wedge-wire at &lt;= 0.5 ft/s (the Ocean Plan's alternative to subsurface intake), slant wells where per-site hydrogeology permits. Slant wells are site-specific and were the failure at Huntington Beach [81]; entrainment is non-zero and mitigated under the Ocean Plan, not eliminated.</w:t>
+        <w:t xml:space="preserve"> A screened open intake through the retired plant's channel, 1 mm wedge-wire at &lt;= 0.5 ft/s (the Ocean Plan's alternative to subsurface intake), slant wells where per-site hydrogeology permits. Slant wells are site-specific and were the failure at Huntington Beach [82]; entrainment is non-zero and mitigated under the Ocean Plan, not eliminated.</w:t>
       </w:r>
     </w:p>
     <w:p>
@@ -33355,7 +33355,7 @@
         <w:t>Employment.</w:t>
       </w:r>
       <w:r>
-        <w:t xml:space="preserve"> At Carlsbad's staffing per plant [90], the adopted route's modules employ 601–664 permanently.</w:t>
+        <w:t xml:space="preserve"> At Carlsbad's staffing per plant [91], the adopted route's modules employ 601–664 permanently.</w:t>
       </w:r>
     </w:p>
     <w:p>
@@ -33366,7 +33366,7 @@
         <w:t>The schedule.</w:t>
       </w:r>
       <w:r>
-        <w:t xml:space="preserve"> Carlsbad was proposed in 1998, permitted in 2006 and delivered water in 2015, 17 years [80]; Huntington Beach ran from 1998 to a 2022 denial [81]. Stated honestly, permitting of 5 years (mid) to 8 (critical, assumed from the record) and a 3-year build put first water at </w:t>
+        <w:t xml:space="preserve"> Carlsbad was proposed in 1998, permitted in 2006 and delivered water in 2015, 17 years [81]; Huntington Beach ran from 1998 to a 2022 denial [82]. Stated honestly, permitting of 5 years (mid) to 8 (critical, assumed from the record) and a 3-year build put first water at </w:t>
       </w:r>
       <w:r>
         <w:rPr>
@@ -34861,7 +34861,7 @@
         <w:t>The takers.</w:t>
       </w:r>
       <w:r>
-        <w:t xml:space="preserve"> The adopted route delivers 0.75–0.83 million acre-feet a year, year-round: summer irrigation on the Westside and winter recharge, where the San Joaquin Valley's groundwater overdraft is about 1.8–2.5 million acre-feet a year [82]. That is the match of supply to demand the joinder rests on, and it is a contract question: irrigation and recharge districts under contract for firm water at three to five thousand dollars an acre-foot, which is what firm water costs.</w:t>
+        <w:t xml:space="preserve"> The adopted route delivers 0.75–0.83 million acre-feet a year, year-round: summer irrigation on the Westside and winter recharge, where the San Joaquin Valley's groundwater overdraft is about 1.8–2.5 million acre-feet a year [83]. That is the match of supply to demand the joinder rests on, and it is a contract question: irrigation and recharge districts under contract for firm water at three to five thousand dollars an acre-foot, which is what firm water costs.</w:t>
       </w:r>
     </w:p>
     <w:p>
@@ -35892,7 +35892,7 @@
         <w:t>2,799 kWh/m²/yr</w:t>
       </w:r>
       <w:r>
-        <w:t xml:space="preserve"> (SOURCED: NREL TMY3 Daggett 7.67 kWh/m2/day [76]; band 2,700–2,900). One third of the fleet: 6.0 / 10.3 million m² of mirror at design and 7.6 / 12.9 on the adopted route, 6 / 10 towers, 965 / 1,034 MW_AC of PV; land 15,120 / 22,113 acres on the adopted route; mirror washing 291 / 495 acre-feet a year from the program's own water; one 500 kV circuit at 1,197 / 1,197 MW peak injection. Seismic: the 0.75 g design target over a mapped MCE_R PGA of 0.45 / 0.50 g [83, 84] is 1.67× / 1.50× (a site study must confirm 1.5×).</w:t>
+        <w:t xml:space="preserve"> (SOURCED: NREL TMY3 Daggett 7.67 kWh/m2/day [77]; band 2,700–2,900). One third of the fleet: 6.0 / 10.3 million m² of mirror at design and 7.6 / 12.9 on the adopted route, 6 / 10 towers, 965 / 1,034 MW_AC of PV; land 15,120 / 22,113 acres on the adopted route; mirror washing 291 / 495 acre-feet a year from the program's own water; one 500 kV circuit at 1,197 / 1,197 MW peak injection. Seismic: the 0.75 g design target over a mapped MCE_R PGA of 0.45 / 0.50 g [84, 85] is 1.67× / 1.50× (a site study must confirm 1.5×).</w:t>
       </w:r>
     </w:p>
     <w:tbl>
@@ -36460,7 +36460,7 @@
         <w:t>2,740 kWh/m²/yr</w:t>
       </w:r>
       <w:r>
-        <w:t xml:space="preserve"> (ASSUMED: NSRDB map class 7.3-7.8 kWh/m2/day, mid 7.5 [76]; band 2,660–2,850). One third of the fleet: 6.0 / 10.3 million m² of mirror at design and 7.6 / 12.9 on the adopted route, 6 / 10 towers, 965 / 1,034 MW_AC of PV; land 15,120 / 22,113 acres on the adopted route; mirror washing 291 / 495 acre-feet a year from the program's own water; one 500 kV circuit at 1,197 / 1,197 MW peak injection. Seismic: the 0.75 g design target over a mapped MCE_R PGA of 0.35 / 0.45 g [83, 84] is 2.14× / 1.67× (a site study must confirm 1.5×).</w:t>
+        <w:t xml:space="preserve"> (ASSUMED: NSRDB map class 7.3-7.8 kWh/m2/day, mid 7.5 [77]; band 2,660–2,850). One third of the fleet: 6.0 / 10.3 million m² of mirror at design and 7.6 / 12.9 on the adopted route, 6 / 10 towers, 965 / 1,034 MW_AC of PV; land 15,120 / 22,113 acres on the adopted route; mirror washing 291 / 495 acre-feet a year from the program's own water; one 500 kV circuit at 1,197 / 1,197 MW peak injection. Seismic: the 0.75 g design target over a mapped MCE_R PGA of 0.35 / 0.45 g [84, 85] is 2.14× / 1.67× (a site study must confirm 1.5×).</w:t>
       </w:r>
     </w:p>
     <w:tbl>
@@ -37028,7 +37028,7 @@
         <w:t>2,190 kWh/m²/yr</w:t>
       </w:r>
       <w:r>
-        <w:t xml:space="preserve"> (SOURCED band: Westlands 5.5-6.5 kWh/m2/day, mid 6.0 [76]; band 2,010–2,370). One third of the fleet: 6.0 / 10.3 million m² of mirror at design and 7.6 / 12.9 on the adopted route, 6 / 10 towers, 965 / 1,034 MW_AC of PV; land 15,120 / 22,113 acres on the adopted route; mirror washing 291 / 495 acre-feet a year from the program's own water; one 500 kV circuit at 1,197 / 1,197 MW peak injection. Seismic: the 0.75 g design target over a mapped MCE_R PGA of 0.40 / 0.55 g [83, 84] is 1.88× / 1.36× (a site study must confirm 1.5×).</w:t>
+        <w:t xml:space="preserve"> (SOURCED band: Westlands 5.5-6.5 kWh/m2/day, mid 6.0 [77]; band 2,010–2,370). One third of the fleet: 6.0 / 10.3 million m² of mirror at design and 7.6 / 12.9 on the adopted route, 6 / 10 towers, 965 / 1,034 MW_AC of PV; land 15,120 / 22,113 acres on the adopted route; mirror washing 291 / 495 acre-feet a year from the program's own water; one 500 kV circuit at 1,197 / 1,197 MW peak injection. Seismic: the 0.75 g design target over a mapped MCE_R PGA of 0.40 / 0.55 g [84, 85] is 1.88× / 1.36× (a site study must confirm 1.5×).</w:t>
       </w:r>
     </w:p>
     <w:tbl>
@@ -42253,7 +42253,7 @@
         <w:t>Employment.</w:t>
       </w:r>
       <w:r>
-        <w:t xml:space="preserve"> From built plants per MW [90] — Crescent Dunes and Ivanpah for the permanent staff, Ivanpah's peak for construction — at the adopted route's block of 3,930 MWe and its 15 / 17 water modules:</w:t>
+        <w:t xml:space="preserve"> From built plants per MW [91] — Crescent Dunes and Ivanpah for the permanent staff, Ivanpah's peak for construction — at the adopted route's block of 3,930 MWe and its 15 / 17 water modules:</w:t>
       </w:r>
     </w:p>
     <w:tbl>
@@ -42517,7 +42517,7 @@
         <w:t>Seismic.</w:t>
       </w:r>
       <w:r>
-        <w:t xml:space="preserve"> The basis is ASCE 7 [83], site class and mapped MCE_R. The 0.75 g target clears the mapped PGA at every node (Section 16.1); the mapped values are taken from the hazard record and the site study fixes them.</w:t>
+        <w:t xml:space="preserve"> The basis is ASCE 7 [84], site class and mapped MCE_R. The 0.75 g target clears the mapped PGA at every node (Section 16.1); the mapped values are taken from the hazard record and the site study fixes them.</w:t>
       </w:r>
     </w:p>
     <w:p>
@@ -42550,7 +42550,7 @@
         <w:t>The Authority.</w:t>
       </w:r>
       <w:r>
-        <w:t xml:space="preserve"> A statutory public entity created by the Act on the pattern of the California Consumer Power and Conservation Financing Authority of 2001 [85], whose defunding by 2004 the Act acknowledges, registered as the load-serving entity of Section 13 in the community-choice form. Emergency powers under the Government Code are cited only for what they do, which is to suspend regulatory statutes in a declared emergency; they issue no coastal permit and shorten no federal review.</w:t>
+        <w:t xml:space="preserve"> A statutory public entity created by the Act on the pattern of the California Consumer Power and Conservation Financing Authority of 2001 [86], whose defunding by 2004 the Act acknowledges, registered as the load-serving entity of Section 13 in the community-choice form. Emergency powers under the Government Code are cited only for what they do, which is to suspend regulatory statutes in a declared emergency; they issue no coastal permit and shorten no federal review.</w:t>
       </w:r>
     </w:p>
     <w:p>
@@ -42735,7 +42735,7 @@
     </w:p>
     <w:p>
       <w:r>
-        <w:t>1. Torresol Energy 2. Burgaleta et al., SolarPACES 2011 3. SolarPACES 'What happened with Crescent Dunes' 4. Wikipedia project page (reviewed 2026) 5. DOE Loan Programs Office 6. ACWA Power Tadawul statement 2024-03 7. pv magazine 2024-03-25 8. Hespress 2025 (reviewed 2026) 9. Cerro Dominador 10. SolarPACES project database 11. DEWA 12. ACWA Power 13. CSPPLAZA 14. NREL HelioCon (2022-) 15. NRG/BrightSource 16. CEC docket 07-AFC-5 17. Ho et al., AIP Conf. Proc. 1734 (2016) 18. J. Sol. Energy Eng. 141 (2019) 19. OSTI 1364838, 1431441 (reviewed 2026) 20. Sandia LabNews 2024-08-22 21. Ho &amp; Schroeder, AIP Conf. Proc. 2445 (2022) (reviewed 2026) 22. Sandia LabNews 2025-02-06 23. OSTI 2999325 (cold commissioning) 24. DOE Gen3 Phase 3 (reviewed 2026) 25. DLR Institute of Solar Research 26. Ebert et al., ASME ES2018 27. SolarPACES/HelioHeat (reviewed 2026) 28. CSIRO 2023-10 29. SolarPACES (FPR Energy) (reviewed 2026) 30. KSU / Sandia collaboration 31. Sandia Gen3 Roadmap / TEA (Ho et al. 2019-2021) 32. Buck et al., J. Solar Energy Eng. 2002 33. SOLGATE final report 2005 34. Ho / Yellowhair, Sandia SAND (Gen3 windowed receiver) 35. Siegel et al., J. Sol. Energy Eng. 137 (2015) 36. Ho et al., OSTI 1431441 37. Sandia 2016 review (reviewed 2026) 38. CARBO Ceramics product data 39. Sandia G3P3 40. Sandia Gen3 storage design reports 41. Siemens Gamesa ETES pilot (2019-2022) 42. steel and cement industry practice 43. bulk-solids handling practice 44. Albrecht &amp; Ho, Sandia (AIP Conf. Proc. 2020; Sandia 2022 performance evaluation) 45. Sandia LabNews 2021-06 (reviewed 2026) 46. Ma et al., NREL (2014-2020) 47. GTI Energy STEP Demo Phase 1 milestone 48. POWER magazine 49. ASME GT2025 simple-cycle testing paper (reviewed 2026) 50. Sandia SAND2012-9546 (Wright et al.) 51. Echogen Power Systems 52. SASAC 2021-12-23 53. Energy (2023) startup study (reviewed 2026) 54. EU H2020 SCARABEUS (2019-2023) 55. DOE SunShot sCO2 (2012-2018) 56. NETL 57. ASME BPVC Code Case 2702 (2011) 58. DOE/OCDO A-USC (2001-2021) 59. EPRI 60. ASME BPVC Code Cases Supplement 2 (2021) 61. ORNL Pub140621 (reviewed 2026) 62. ASME BPVC III-5 (2019 edition, Alloy 617) 63. ORNL, NETL, Sandia coupon programmes 64. SolarPACES (Midelt PV-to-storage) 65. REN21 GSR 2025 66. NS Energy (reviewed 2026) 67. CEC / EIA installed capacity data 68. Siemens Gamesa ETES 69. Kraftblock 70. Malta (design) 71. plant records 72. Sandia / NREL sCO2 CSP studies 73. DEWA / ACWA Power 74. U.S. Energy Information Administration. Electric Sales, Revenue, and Average Price, 2024 data: California residential consumption per customer and residential customer count. 75. National Renewable Energy Laboratory. Annual Technology Baseline 2024: concentrating solar power, tower with 10 h storage, solar multiple 2.4 (the capital calibration anchor). 76. National Renewable Energy Laboratory. National Solar Radiation Database and TMY3 station data (Daggett), and the NSRDB direct-normal irradiance classes for the Imperial and Westside nodes. 77. California Independent System Operator, Department of Market Monitoring. 2024 Annual Report on Market Issues and Performance: average prices, evening-peak prices and negative-price hours. 78. Turchi, C. S., et al. CSP Systems Analysis: Final Project Report, NREL/TP-5500-72716 (2019), and the System Advisor Model cost defaults from which the capital split is reconstructed. 79. California State Water Resources Control Board. Water Quality Control Plan for Ocean Waters of California, 2015 desalination amendment: brine salinity at the mixing-zone edge and intake requirements. 80. San Diego County Water Authority and Poseidon Water. Claude 'Bud' Lewis Carlsbad Desalination Plant: capital, delivered water price and permitting chronology (1998–2015). 81. California Coastal Commission. Decision on the Poseidon Huntington Beach desalination project, May 2022, and the project's 2020 capital estimate. 82. Public Policy Institute of California. Water and the Future of the San Joaquin Valley: groundwater overdraft under the Sustainable Groundwater Management Act. 83. American Society of Civil Engineers. ASCE 7-22, Minimum Design Loads and Associated Criteria for Buildings and Other Structures: mapped risk-targeted maximum considered earthquake ground motion. 84. California Geological Survey. Seismic hazard and tsunami inundation maps for the coastal and desert sites named. 85. California Senate Bill 6X (2001), establishing the California Consumer Power and Conservation Financing Authority; Public Utilities Code section 366.2 (community choice aggregation); Government Code section 8571 (emergency suspension of regulatory statutes). 86. California Public Resources Code section 25524.2: the moratorium on new nuclear fission plants. 87. National Renewable Energy Laboratory, Annual Technology Baseline 2024 (geothermal); Fervo Energy, Cape Station development record; Southern California Edison and Google geothermal power purchase agreements. 88. Tennessee Valley Authority, Clinch River small modular reactor cost estimates; Ontario Power Generation, Darlington New Nuclear Project cost disclosure. 89. U.S. Department of Energy Loan Programs Office, Crescent Dunes project record; SolarPACES, 'What happened with Crescent Dunes' (2020). 90. Operating staff and construction peak of Ivanpah and Crescent Dunes, from the plants' public records; Carlsbad plant staffing. 91. California Department of Water Resources. Sites Reservoir cost and capacity; the Edmonston Pumping Plant lift and the San Luis (Gianelli) pumped-storage head.</w:t>
+        <w:t>1. Torresol Energy 2. Burgaleta et al., SolarPACES 2011 3. In re Tonopah Solar Energy, LLC, No. 26-10060 (Bankr. D. Del., filed 2026-01-21), first-day declaration and sale order 4. EIA Form 923, plant 57275 5. DOE Loan Programs Office 6. SolarPACES 'What happened with Crescent Dunes' 7. ACWA Power Tadawul statement 2024-03 8. pv magazine 2024-03-25 9. Hespress 2025 (reviewed 2026) 10. Cerro Dominador 11. SolarPACES project database 12. DEWA 13. ACWA Power 14. CSPPLAZA 15. NREL HelioCon (2022-) 16. NRG/BrightSource 17. CEC docket 07-AFC-5 18. Ho et al., AIP Conf. Proc. 1734 (2016) 19. J. Sol. Energy Eng. 141 (2019) 20. OSTI 1364838, 1431441 (reviewed 2026) 21. Sandia LabNews 2024-08-22 22. Ho &amp; Schroeder, AIP Conf. Proc. 2445 (2022) (reviewed 2026) 23. Sandia LabNews 2025-02-06 24. OSTI 2999325 (cold commissioning) 25. DOE Gen3 Phase 3 (reviewed 2026) 26. DLR Institute of Solar Research 27. Ebert et al., ASME ES2018 28. SolarPACES/HelioHeat (reviewed 2026) 29. CSIRO 2023-10 30. SolarPACES (FPR Energy) (reviewed 2026) 31. KSU / Sandia collaboration 32. Sandia Gen3 Roadmap / TEA (Ho et al. 2019-2021) 33. Buck et al., J. Solar Energy Eng. 2002 34. SOLGATE final report 2005 35. Ho / Yellowhair, Sandia SAND (Gen3 windowed receiver) 36. Siegel et al., J. Sol. Energy Eng. 137 (2015) 37. Ho et al., OSTI 1431441 38. Sandia 2016 review (reviewed 2026) 39. CARBO Ceramics product data 40. Sandia G3P3 41. Sandia Gen3 storage design reports 42. Siemens Gamesa ETES pilot (2019-2022) 43. steel and cement industry practice 44. bulk-solids handling practice 45. Albrecht &amp; Ho, Sandia (AIP Conf. Proc. 2020; Sandia 2022 performance evaluation) 46. Sandia LabNews 2021-06 (reviewed 2026) 47. Ma et al., NREL (2014-2020) 48. GTI Energy STEP Demo Phase 1 milestone 49. POWER magazine 50. ASME GT2025 simple-cycle testing paper (reviewed 2026) 51. Sandia SAND2012-9546 (Wright et al.) 52. Echogen Power Systems 53. SASAC 2021-12-23 54. Energy (2023) startup study (reviewed 2026) 55. EU H2020 SCARABEUS (2019-2023) 56. DOE SunShot sCO2 (2012-2018) 57. NETL 58. ASME BPVC Code Case 2702 (2011) 59. DOE/OCDO A-USC (2001-2021) 60. EPRI 61. ASME BPVC Code Cases Supplement 2 (2021) 62. ORNL Pub140621 (reviewed 2026) 63. ASME BPVC III-5 (2019 edition, Alloy 617) 64. ORNL, NETL, Sandia coupon programmes 65. SolarPACES (Midelt PV-to-storage) 66. REN21 GSR 2025 67. NS Energy (reviewed 2026) 68. CEC / EIA installed capacity data 69. Siemens Gamesa ETES 70. Kraftblock 71. Malta (design) 72. plant records 73. Sandia / NREL sCO2 CSP studies 74. DEWA / ACWA Power 75. U.S. Energy Information Administration. Electric Sales, Revenue, and Average Price, 2024 data: California residential consumption per customer and residential customer count. 76. National Renewable Energy Laboratory. Annual Technology Baseline 2024: concentrating solar power, tower with 10 h storage, solar multiple 2.4 (the capital calibration anchor). 77. National Renewable Energy Laboratory. National Solar Radiation Database and TMY3 station data (Daggett), and the NSRDB direct-normal irradiance classes for the Imperial and Westside nodes. 78. California Independent System Operator, Department of Market Monitoring. 2024 Annual Report on Market Issues and Performance: average prices, evening-peak prices and negative-price hours. 79. Turchi, C. S., et al. CSP Systems Analysis: Final Project Report, NREL/TP-5500-72716 (2019), and the System Advisor Model cost defaults from which the capital split is reconstructed. 80. California State Water Resources Control Board. Water Quality Control Plan for Ocean Waters of California, 2015 desalination amendment: brine salinity at the mixing-zone edge and intake requirements. 81. San Diego County Water Authority and Poseidon Water. Claude 'Bud' Lewis Carlsbad Desalination Plant: capital, delivered water price and permitting chronology (1998–2015). 82. California Coastal Commission. Decision on the Poseidon Huntington Beach desalination project, May 2022, and the project's 2020 capital estimate. 83. Public Policy Institute of California. Water and the Future of the San Joaquin Valley: groundwater overdraft under the Sustainable Groundwater Management Act. 84. American Society of Civil Engineers. ASCE 7-22, Minimum Design Loads and Associated Criteria for Buildings and Other Structures: mapped risk-targeted maximum considered earthquake ground motion. 85. California Geological Survey. Seismic hazard and tsunami inundation maps for the coastal and desert sites named. 86. California Senate Bill 6X (2001), establishing the California Consumer Power and Conservation Financing Authority; Public Utilities Code section 366.2 (community choice aggregation); Government Code section 8571 (emergency suspension of regulatory statutes). 87. California Public Resources Code section 25524.2: the moratorium on new nuclear fission plants. 88. National Renewable Energy Laboratory, Annual Technology Baseline 2024 (geothermal); Fervo Energy, Cape Station development record; Southern California Edison and Google geothermal power purchase agreements. 89. Tennessee Valley Authority, Clinch River small modular reactor cost estimates; Ontario Power Generation, Darlington New Nuclear Project cost disclosure. 90. U.S. Department of Energy Loan Programs Office, Crescent Dunes project record; SolarPACES, 'What happened with Crescent Dunes' (2020). 91. Operating staff and construction peak of Ivanpah and Crescent Dunes, from the plants' public records; Carlsbad plant staffing. 92. California Department of Water Resources. Sites Reservoir cost and capacity; the Edmonston Pumping Plant lift and the San Luis (Gianelli) pumped-storage head.</w:t>
       </w:r>
     </w:p>
     <w:sectPr>
